--- a/pr-preview/pr-329/index-tracked-changes.docx
+++ b/pr-preview/pr-329/index-tracked-changes.docx
@@ -16,7 +16,7 @@
       </w:pPr>
       <w:del w:id="1" w:author="PR Preview" w:date="2026-01-01T00:00:00Z">
         <w:r>
-          <w:delText xml:space="preserve">Last modified: 2026-10-15 23:56:47 (PDT)</w:delText>
+          <w:delText xml:space="preserve">Last modified: 2026-10-16 01:53:21 (PDT)</w:delText>
         </w:r>
       </w:del>
     </w:p>
@@ -26,7 +26,7 @@
       </w:pPr>
       <w:ins w:id="2" w:author="PR Preview" w:date="2026-01-01T00:00:00Z">
         <w:r>
-          <w:t xml:space="preserve">Last modified: 2026-10-16 00:45:25 (PDT)</w:t>
+          <w:t xml:space="preserve">Last modified: 2026-10-16 01:54:17 (PDT)</w:t>
         </w:r>
       </w:ins>
     </w:p>
@@ -177,89 +177,17 @@
           <w:numId w:val="1001"/>
         </w:numPr>
       </w:pPr>
-      <w:hyperlink r:id="rId15">
-        <w:del w:id="3" w:author="PR Preview" w:date="2026-01-01T00:00:00Z">
-          <w:r>
-            <w:rPr>
-              <w:rStyle w:val="Hyperlink"/>
-            </w:rPr>
-            <w:delText xml:space="preserve">Indicator Functions</w:delText>
-          </w:r>
-        </w:del>
-      </w:hyperlink>
-      <w:del w:id="4" w:author="PR Preview" w:date="2026-01-01T00:00:00Z">
-        <w:r>
-          <w:delText xml:space="preserve">:</w:delText>
-        </w:r>
-      </w:del>
-      <w:del w:id="5" w:author="PR Preview" w:date="2026-01-01T00:00:00Z">
-        <w:r>
-          <w:delText xml:space="preserve"> </w:delText>
-        </w:r>
-      </w:del>
-      <w:del w:id="6" w:author="PR Preview" w:date="2026-01-01T00:00:00Z">
-        <w:r>
-          <w:delText xml:space="preserve">set and predicate indicators, the Iverson bracket, the Kronecker delta,</w:delText>
-        </w:r>
-      </w:del>
-      <w:del w:id="7" w:author="PR Preview" w:date="2026-01-01T00:00:00Z">
-        <w:r>
-          <w:delText xml:space="preserve"> </w:delText>
-        </w:r>
-      </w:del>
-      <w:del w:id="8" w:author="PR Preview" w:date="2026-01-01T00:00:00Z">
-        <w:r>
-          <w:delText xml:space="preserve">and their algebraic properties</w:delText>
-        </w:r>
-      </w:del>
-    </w:p>
-    <w:p>
-      <w:pPr>
-        <w:pStyle w:val="Compact"/>
-        <w:numPr>
-          <w:ilvl w:val="0"/>
-          <w:numId w:val="1001"/>
-        </w:numPr>
-      </w:pPr>
       <w:hyperlink r:id="rId11">
-        <w:del w:id="9" w:author="PR Preview" w:date="2026-01-01T00:00:00Z">
-          <w:r>
-            <w:rPr>
-              <w:rStyle w:val="Hyperlink"/>
-            </w:rPr>
-            <w:delText xml:space="preserve">Sets and Functions</w:delText>
-          </w:r>
-        </w:del>
-      </w:hyperlink>
-      <w:del w:id="10" w:author="PR Preview" w:date="2026-01-01T00:00:00Z">
-        <w:r>
-          <w:delText xml:space="preserve">, on three pages:</w:delText>
-        </w:r>
-      </w:del>
-    </w:p>
-    <w:p>
-      <w:pPr>
-        <w:pStyle w:val="Compact"/>
-        <w:numPr>
-          <w:ilvl w:val="0"/>
-          <w:numId w:val="1001"/>
-        </w:numPr>
-      </w:pPr>
-      <w:hyperlink r:id="rId11">
-        <w:ins w:id="11" w:author="PR Preview" w:date="2026-01-01T00:00:00Z">
-          <w:r>
-            <w:rPr>
-              <w:rStyle w:val="Hyperlink"/>
-            </w:rPr>
-            <w:t xml:space="preserve">Sets and Functions</w:t>
-          </w:r>
-        </w:ins>
-      </w:hyperlink>
-      <w:ins w:id="12" w:author="PR Preview" w:date="2026-01-01T00:00:00Z">
-        <w:r>
-          <w:t xml:space="preserve">, on four pages:</w:t>
-        </w:r>
-      </w:ins>
+        <w:r>
+          <w:rPr>
+            <w:rStyle w:val="Hyperlink"/>
+          </w:rPr>
+          <w:t xml:space="preserve">Sets and Functions</w:t>
+        </w:r>
+      </w:hyperlink>
+      <w:r>
+        <w:t xml:space="preserve">, on four pages:</w:t>
+      </w:r>
     </w:p>
     <w:p>
       <w:pPr>
@@ -360,40 +288,28 @@
         </w:numPr>
       </w:pPr>
       <w:hyperlink r:id="rId15">
-        <w:ins w:id="13" w:author="PR Preview" w:date="2026-01-01T00:00:00Z">
-          <w:r>
-            <w:rPr>
-              <w:rStyle w:val="Hyperlink"/>
-            </w:rPr>
-            <w:t xml:space="preserve">Indicator Functions</w:t>
-          </w:r>
-        </w:ins>
-      </w:hyperlink>
-      <w:ins w:id="14" w:author="PR Preview" w:date="2026-01-01T00:00:00Z">
-        <w:r>
-          <w:t xml:space="preserve">:</w:t>
-        </w:r>
-      </w:ins>
-      <w:ins w:id="15" w:author="PR Preview" w:date="2026-01-01T00:00:00Z">
-        <w:r>
-          <w:t xml:space="preserve"> </w:t>
-        </w:r>
-      </w:ins>
-      <w:ins w:id="16" w:author="PR Preview" w:date="2026-01-01T00:00:00Z">
-        <w:r>
-          <w:t xml:space="preserve">set and predicate indicators, the Iverson bracket, the Kronecker delta,</w:t>
-        </w:r>
-      </w:ins>
-      <w:ins w:id="17" w:author="PR Preview" w:date="2026-01-01T00:00:00Z">
-        <w:r>
-          <w:t xml:space="preserve"> </w:t>
-        </w:r>
-      </w:ins>
-      <w:ins w:id="18" w:author="PR Preview" w:date="2026-01-01T00:00:00Z">
-        <w:r>
-          <w:t xml:space="preserve">and their algebraic properties</w:t>
-        </w:r>
-      </w:ins>
+        <w:r>
+          <w:rPr>
+            <w:rStyle w:val="Hyperlink"/>
+          </w:rPr>
+          <w:t xml:space="preserve">Indicator Functions</w:t>
+        </w:r>
+      </w:hyperlink>
+      <w:r>
+        <w:t xml:space="preserve">:</w:t>
+      </w:r>
+      <w:r>
+        <w:t xml:space="preserve"> </w:t>
+      </w:r>
+      <w:r>
+        <w:t xml:space="preserve">set and predicate indicators, the Iverson bracket, the Kronecker delta,</w:t>
+      </w:r>
+      <w:r>
+        <w:t xml:space="preserve"> </w:t>
+      </w:r>
+      <w:r>
+        <w:t xml:space="preserve">and their algebraic properties</w:t>
+      </w:r>
     </w:p>
     <w:p>
       <w:pPr>
@@ -1770,487 +1686,162 @@
       <w:pPr>
         <w:pStyle w:val="BodyText"/>
       </w:pPr>
-      <w:del w:id="19" w:author="PR Preview" w:date="2026-01-01T00:00:00Z">
-        <w:r>
-          <w:rPr>
-            <w:rStyle w:val="VerbatimChar"/>
-          </w:rPr>
-          <w:delText xml:space="preserve">_notation.qmd</w:delText>
-        </w:r>
-      </w:del>
-      <w:del w:id="20" w:author="PR Preview" w:date="2026-01-01T00:00:00Z">
-        <w:r>
-          <w:delText xml:space="preserve">,</w:delText>
-        </w:r>
-      </w:del>
-      <w:del w:id="21" w:author="PR Preview" w:date="2026-01-01T00:00:00Z">
-        <w:r>
-          <w:delText xml:space="preserve"> </w:delText>
-        </w:r>
-      </w:del>
-      <w:del w:id="22" w:author="PR Preview" w:date="2026-01-01T00:00:00Z">
-        <w:r>
-          <w:rPr>
-            <w:rStyle w:val="VerbatimChar"/>
-          </w:rPr>
-          <w:delText xml:space="preserve">_number-systems.qmd</w:delText>
-        </w:r>
-      </w:del>
-      <w:del w:id="23" w:author="PR Preview" w:date="2026-01-01T00:00:00Z">
-        <w:r>
-          <w:delText xml:space="preserve">,</w:delText>
-        </w:r>
-      </w:del>
-      <w:del w:id="24" w:author="PR Preview" w:date="2026-01-01T00:00:00Z">
-        <w:r>
-          <w:delText xml:space="preserve"> </w:delText>
-        </w:r>
-      </w:del>
-      <w:del w:id="25" w:author="PR Preview" w:date="2026-01-01T00:00:00Z">
-        <w:r>
-          <w:rPr>
-            <w:rStyle w:val="VerbatimChar"/>
-          </w:rPr>
-          <w:delText xml:space="preserve">_indicator-functions.qmd</w:delText>
-        </w:r>
-      </w:del>
-      <w:del w:id="26" w:author="PR Preview" w:date="2026-01-01T00:00:00Z">
-        <w:r>
-          <w:delText xml:space="preserve">,</w:delText>
-        </w:r>
-      </w:del>
-      <w:del w:id="27" w:author="PR Preview" w:date="2026-01-01T00:00:00Z">
-        <w:r>
-          <w:delText xml:space="preserve"> </w:delText>
-        </w:r>
-      </w:del>
-      <w:del w:id="28" w:author="PR Preview" w:date="2026-01-01T00:00:00Z">
-        <w:r>
-          <w:rPr>
-            <w:rStyle w:val="VerbatimChar"/>
-          </w:rPr>
-          <w:delText xml:space="preserve">_sets.qmd</w:delText>
-        </w:r>
-      </w:del>
-      <w:del w:id="29" w:author="PR Preview" w:date="2026-01-01T00:00:00Z">
-        <w:r>
-          <w:delText xml:space="preserve">,</w:delText>
-        </w:r>
-      </w:del>
-      <w:del w:id="30" w:author="PR Preview" w:date="2026-01-01T00:00:00Z">
-        <w:r>
-          <w:delText xml:space="preserve"> </w:delText>
-        </w:r>
-      </w:del>
-      <w:del w:id="31" w:author="PR Preview" w:date="2026-01-01T00:00:00Z">
-        <w:r>
-          <w:rPr>
-            <w:rStyle w:val="VerbatimChar"/>
-          </w:rPr>
-          <w:delText xml:space="preserve">_functions.qmd</w:delText>
-        </w:r>
-      </w:del>
-      <w:del w:id="32" w:author="PR Preview" w:date="2026-01-01T00:00:00Z">
-        <w:r>
-          <w:delText xml:space="preserve">,</w:delText>
-        </w:r>
-      </w:del>
-      <w:del w:id="33" w:author="PR Preview" w:date="2026-01-01T00:00:00Z">
-        <w:r>
-          <w:delText xml:space="preserve"> </w:delText>
-        </w:r>
-      </w:del>
-      <w:del w:id="34" w:author="PR Preview" w:date="2026-01-01T00:00:00Z">
-        <w:r>
-          <w:rPr>
-            <w:rStyle w:val="VerbatimChar"/>
-          </w:rPr>
-          <w:delText xml:space="preserve">_expressions-algorithms.qmd</w:delText>
-        </w:r>
-      </w:del>
-      <w:del w:id="35" w:author="PR Preview" w:date="2026-01-01T00:00:00Z">
-        <w:r>
-          <w:delText xml:space="preserve">,</w:delText>
-        </w:r>
-      </w:del>
-      <w:del w:id="36" w:author="PR Preview" w:date="2026-01-01T00:00:00Z">
-        <w:r>
-          <w:delText xml:space="preserve"> </w:delText>
-        </w:r>
-      </w:del>
-      <w:del w:id="37" w:author="PR Preview" w:date="2026-01-01T00:00:00Z">
-        <w:r>
-          <w:rPr>
-            <w:rStyle w:val="VerbatimChar"/>
-          </w:rPr>
-          <w:delText xml:space="preserve">_algebra.qmd</w:delText>
-        </w:r>
-      </w:del>
-      <w:del w:id="38" w:author="PR Preview" w:date="2026-01-01T00:00:00Z">
-        <w:r>
-          <w:delText xml:space="preserve">,</w:delText>
-        </w:r>
-      </w:del>
-      <w:del w:id="39" w:author="PR Preview" w:date="2026-01-01T00:00:00Z">
-        <w:r>
-          <w:delText xml:space="preserve"> </w:delText>
-        </w:r>
-      </w:del>
-      <w:del w:id="40" w:author="PR Preview" w:date="2026-01-01T00:00:00Z">
-        <w:r>
-          <w:rPr>
-            <w:rStyle w:val="VerbatimChar"/>
-          </w:rPr>
-          <w:delText xml:space="preserve">_measures.qmd</w:delText>
-        </w:r>
-      </w:del>
-      <w:del w:id="41" w:author="PR Preview" w:date="2026-01-01T00:00:00Z">
-        <w:r>
-          <w:delText xml:space="preserve">, and</w:delText>
-        </w:r>
-      </w:del>
-      <w:del w:id="42" w:author="PR Preview" w:date="2026-01-01T00:00:00Z">
-        <w:r>
-          <w:delText xml:space="preserve"> </w:delText>
-        </w:r>
-      </w:del>
-      <w:del w:id="43" w:author="PR Preview" w:date="2026-01-01T00:00:00Z">
-        <w:r>
-          <w:rPr>
-            <w:rStyle w:val="VerbatimChar"/>
-          </w:rPr>
-          <w:delText xml:space="preserve">_subfiles/_sec_linear_algebra.qmd</w:delText>
-        </w:r>
-      </w:del>
-      <w:del w:id="44" w:author="PR Preview" w:date="2026-01-01T00:00:00Z">
-        <w:r>
-          <w:delText xml:space="preserve"> </w:delText>
-        </w:r>
-      </w:del>
-      <w:del w:id="45" w:author="PR Preview" w:date="2026-01-01T00:00:00Z">
-        <w:r>
-          <w:delText xml:space="preserve">include</w:delText>
-        </w:r>
-      </w:del>
-      <w:del w:id="46" w:author="PR Preview" w:date="2026-01-01T00:00:00Z">
-        <w:r>
-          <w:delText xml:space="preserve"> </w:delText>
-        </w:r>
-      </w:del>
-      <w:del w:id="47" w:author="PR Preview" w:date="2026-01-01T00:00:00Z">
-        <w:r>
-          <w:rPr>
-            <w:rStyle w:val="VerbatimChar"/>
-          </w:rPr>
-          <w:delText xml:space="preserve">latex-macros/macros.qmd</w:delText>
-        </w:r>
-      </w:del>
-      <w:del w:id="48" w:author="PR Preview" w:date="2026-01-01T00:00:00Z">
-        <w:r>
-          <w:delText xml:space="preserve"> </w:delText>
-        </w:r>
-      </w:del>
-      <w:del w:id="49" w:author="PR Preview" w:date="2026-01-01T00:00:00Z">
-        <w:r>
-          <w:delText xml:space="preserve">themselves;</w:delText>
-        </w:r>
-      </w:del>
-      <w:del w:id="50" w:author="PR Preview" w:date="2026-01-01T00:00:00Z">
-        <w:r>
-          <w:delText xml:space="preserve"> </w:delText>
-        </w:r>
-      </w:del>
-      <w:del w:id="51" w:author="PR Preview" w:date="2026-01-01T00:00:00Z">
-        <w:r>
-          <w:delText xml:space="preserve">a host page that includes any of the other fragments</w:delText>
-        </w:r>
-      </w:del>
-      <w:del w:id="52" w:author="PR Preview" w:date="2026-01-01T00:00:00Z">
-        <w:r>
-          <w:delText xml:space="preserve"> </w:delText>
-        </w:r>
-      </w:del>
-      <w:del w:id="53" w:author="PR Preview" w:date="2026-01-01T00:00:00Z">
-        <w:r>
-          <w:delText xml:space="preserve">must include</w:delText>
-        </w:r>
-      </w:del>
-      <w:del w:id="54" w:author="PR Preview" w:date="2026-01-01T00:00:00Z">
-        <w:r>
-          <w:delText xml:space="preserve"> </w:delText>
-        </w:r>
-      </w:del>
-      <w:del w:id="55" w:author="PR Preview" w:date="2026-01-01T00:00:00Z">
-        <w:r>
-          <w:rPr>
-            <w:rStyle w:val="VerbatimChar"/>
-          </w:rPr>
-          <w:delText xml:space="preserve">latex-macros/macros.qmd</w:delText>
-        </w:r>
-      </w:del>
-      <w:del w:id="56" w:author="PR Preview" w:date="2026-01-01T00:00:00Z">
-        <w:r>
-          <w:delText xml:space="preserve"> </w:delText>
-        </w:r>
-      </w:del>
-      <w:del w:id="57" w:author="PR Preview" w:date="2026-01-01T00:00:00Z">
-        <w:r>
-          <w:delText xml:space="preserve">first,</w:delText>
-        </w:r>
-      </w:del>
-      <w:del w:id="58" w:author="PR Preview" w:date="2026-01-01T00:00:00Z">
-        <w:r>
-          <w:delText xml:space="preserve"> </w:delText>
-        </w:r>
-      </w:del>
-      <w:del w:id="59" w:author="PR Preview" w:date="2026-01-01T00:00:00Z">
-        <w:r>
-          <w:delText xml:space="preserve">as the pages of this site do.</w:delText>
-        </w:r>
-      </w:del>
-    </w:p>
-    <w:p>
-      <w:pPr>
-        <w:pStyle w:val="BodyText"/>
-      </w:pPr>
-      <w:ins w:id="60" w:author="PR Preview" w:date="2026-01-01T00:00:00Z">
-        <w:r>
-          <w:rPr>
-            <w:rStyle w:val="VerbatimChar"/>
-          </w:rPr>
-          <w:t xml:space="preserve">_notation.qmd</w:t>
-        </w:r>
-      </w:ins>
-      <w:ins w:id="61" w:author="PR Preview" w:date="2026-01-01T00:00:00Z">
-        <w:r>
-          <w:t xml:space="preserve">,</w:t>
-        </w:r>
-      </w:ins>
-      <w:ins w:id="62" w:author="PR Preview" w:date="2026-01-01T00:00:00Z">
-        <w:r>
-          <w:t xml:space="preserve"> </w:t>
-        </w:r>
-      </w:ins>
-      <w:ins w:id="63" w:author="PR Preview" w:date="2026-01-01T00:00:00Z">
-        <w:r>
-          <w:rPr>
-            <w:rStyle w:val="VerbatimChar"/>
-          </w:rPr>
-          <w:t xml:space="preserve">_number-systems.qmd</w:t>
-        </w:r>
-      </w:ins>
-      <w:ins w:id="64" w:author="PR Preview" w:date="2026-01-01T00:00:00Z">
-        <w:r>
-          <w:t xml:space="preserve">,</w:t>
-        </w:r>
-      </w:ins>
-      <w:ins w:id="65" w:author="PR Preview" w:date="2026-01-01T00:00:00Z">
-        <w:r>
-          <w:t xml:space="preserve"> </w:t>
-        </w:r>
-      </w:ins>
-      <w:ins w:id="66" w:author="PR Preview" w:date="2026-01-01T00:00:00Z">
-        <w:r>
-          <w:rPr>
-            <w:rStyle w:val="VerbatimChar"/>
-          </w:rPr>
-          <w:t xml:space="preserve">_sets.qmd</w:t>
-        </w:r>
-      </w:ins>
-      <w:ins w:id="67" w:author="PR Preview" w:date="2026-01-01T00:00:00Z">
-        <w:r>
-          <w:t xml:space="preserve">,</w:t>
-        </w:r>
-      </w:ins>
-      <w:ins w:id="68" w:author="PR Preview" w:date="2026-01-01T00:00:00Z">
-        <w:r>
-          <w:t xml:space="preserve"> </w:t>
-        </w:r>
-      </w:ins>
-      <w:ins w:id="69" w:author="PR Preview" w:date="2026-01-01T00:00:00Z">
-        <w:r>
-          <w:rPr>
-            <w:rStyle w:val="VerbatimChar"/>
-          </w:rPr>
-          <w:t xml:space="preserve">_functions.qmd</w:t>
-        </w:r>
-      </w:ins>
-      <w:ins w:id="70" w:author="PR Preview" w:date="2026-01-01T00:00:00Z">
-        <w:r>
-          <w:t xml:space="preserve">,</w:t>
-        </w:r>
-      </w:ins>
-      <w:ins w:id="71" w:author="PR Preview" w:date="2026-01-01T00:00:00Z">
-        <w:r>
-          <w:t xml:space="preserve"> </w:t>
-        </w:r>
-      </w:ins>
-      <w:ins w:id="72" w:author="PR Preview" w:date="2026-01-01T00:00:00Z">
-        <w:r>
-          <w:rPr>
-            <w:rStyle w:val="VerbatimChar"/>
-          </w:rPr>
-          <w:t xml:space="preserve">_expressions-algorithms.qmd</w:t>
-        </w:r>
-      </w:ins>
-      <w:ins w:id="73" w:author="PR Preview" w:date="2026-01-01T00:00:00Z">
-        <w:r>
-          <w:t xml:space="preserve">,</w:t>
-        </w:r>
-      </w:ins>
-      <w:ins w:id="74" w:author="PR Preview" w:date="2026-01-01T00:00:00Z">
-        <w:r>
-          <w:t xml:space="preserve"> </w:t>
-        </w:r>
-      </w:ins>
-      <w:ins w:id="75" w:author="PR Preview" w:date="2026-01-01T00:00:00Z">
-        <w:r>
-          <w:rPr>
-            <w:rStyle w:val="VerbatimChar"/>
-          </w:rPr>
-          <w:t xml:space="preserve">_indicator-functions.qmd</w:t>
-        </w:r>
-      </w:ins>
-      <w:ins w:id="76" w:author="PR Preview" w:date="2026-01-01T00:00:00Z">
-        <w:r>
-          <w:t xml:space="preserve">,</w:t>
-        </w:r>
-      </w:ins>
-      <w:ins w:id="77" w:author="PR Preview" w:date="2026-01-01T00:00:00Z">
-        <w:r>
-          <w:t xml:space="preserve"> </w:t>
-        </w:r>
-      </w:ins>
-      <w:ins w:id="78" w:author="PR Preview" w:date="2026-01-01T00:00:00Z">
-        <w:r>
-          <w:rPr>
-            <w:rStyle w:val="VerbatimChar"/>
-          </w:rPr>
-          <w:t xml:space="preserve">_algebra.qmd</w:t>
-        </w:r>
-      </w:ins>
-      <w:ins w:id="79" w:author="PR Preview" w:date="2026-01-01T00:00:00Z">
-        <w:r>
-          <w:t xml:space="preserve">,</w:t>
-        </w:r>
-      </w:ins>
-      <w:ins w:id="80" w:author="PR Preview" w:date="2026-01-01T00:00:00Z">
-        <w:r>
-          <w:t xml:space="preserve"> </w:t>
-        </w:r>
-      </w:ins>
-      <w:ins w:id="81" w:author="PR Preview" w:date="2026-01-01T00:00:00Z">
-        <w:r>
-          <w:rPr>
-            <w:rStyle w:val="VerbatimChar"/>
-          </w:rPr>
-          <w:t xml:space="preserve">_measures.qmd</w:t>
-        </w:r>
-      </w:ins>
-      <w:ins w:id="82" w:author="PR Preview" w:date="2026-01-01T00:00:00Z">
-        <w:r>
-          <w:t xml:space="preserve">, and</w:t>
-        </w:r>
-      </w:ins>
-      <w:ins w:id="83" w:author="PR Preview" w:date="2026-01-01T00:00:00Z">
-        <w:r>
-          <w:t xml:space="preserve"> </w:t>
-        </w:r>
-      </w:ins>
-      <w:ins w:id="84" w:author="PR Preview" w:date="2026-01-01T00:00:00Z">
-        <w:r>
-          <w:rPr>
-            <w:rStyle w:val="VerbatimChar"/>
-          </w:rPr>
-          <w:t xml:space="preserve">_subfiles/_sec_linear_algebra.qmd</w:t>
-        </w:r>
-      </w:ins>
-      <w:ins w:id="85" w:author="PR Preview" w:date="2026-01-01T00:00:00Z">
-        <w:r>
-          <w:t xml:space="preserve"> </w:t>
-        </w:r>
-      </w:ins>
-      <w:ins w:id="86" w:author="PR Preview" w:date="2026-01-01T00:00:00Z">
-        <w:r>
-          <w:t xml:space="preserve">include</w:t>
-        </w:r>
-      </w:ins>
-      <w:ins w:id="87" w:author="PR Preview" w:date="2026-01-01T00:00:00Z">
-        <w:r>
-          <w:t xml:space="preserve"> </w:t>
-        </w:r>
-      </w:ins>
-      <w:ins w:id="88" w:author="PR Preview" w:date="2026-01-01T00:00:00Z">
-        <w:r>
-          <w:rPr>
-            <w:rStyle w:val="VerbatimChar"/>
-          </w:rPr>
-          <w:t xml:space="preserve">latex-macros/macros.qmd</w:t>
-        </w:r>
-      </w:ins>
-      <w:ins w:id="89" w:author="PR Preview" w:date="2026-01-01T00:00:00Z">
-        <w:r>
-          <w:t xml:space="preserve"> </w:t>
-        </w:r>
-      </w:ins>
-      <w:ins w:id="90" w:author="PR Preview" w:date="2026-01-01T00:00:00Z">
-        <w:r>
-          <w:t xml:space="preserve">themselves;</w:t>
-        </w:r>
-      </w:ins>
-      <w:ins w:id="91" w:author="PR Preview" w:date="2026-01-01T00:00:00Z">
-        <w:r>
-          <w:t xml:space="preserve"> </w:t>
-        </w:r>
-      </w:ins>
-      <w:ins w:id="92" w:author="PR Preview" w:date="2026-01-01T00:00:00Z">
-        <w:r>
-          <w:t xml:space="preserve">a host page that includes any of the other fragments</w:t>
-        </w:r>
-      </w:ins>
-      <w:ins w:id="93" w:author="PR Preview" w:date="2026-01-01T00:00:00Z">
-        <w:r>
-          <w:t xml:space="preserve"> </w:t>
-        </w:r>
-      </w:ins>
-      <w:ins w:id="94" w:author="PR Preview" w:date="2026-01-01T00:00:00Z">
-        <w:r>
-          <w:t xml:space="preserve">must include</w:t>
-        </w:r>
-      </w:ins>
-      <w:ins w:id="95" w:author="PR Preview" w:date="2026-01-01T00:00:00Z">
-        <w:r>
-          <w:t xml:space="preserve"> </w:t>
-        </w:r>
-      </w:ins>
-      <w:ins w:id="96" w:author="PR Preview" w:date="2026-01-01T00:00:00Z">
-        <w:r>
-          <w:rPr>
-            <w:rStyle w:val="VerbatimChar"/>
-          </w:rPr>
-          <w:t xml:space="preserve">latex-macros/macros.qmd</w:t>
-        </w:r>
-      </w:ins>
-      <w:ins w:id="97" w:author="PR Preview" w:date="2026-01-01T00:00:00Z">
-        <w:r>
-          <w:t xml:space="preserve"> </w:t>
-        </w:r>
-      </w:ins>
-      <w:ins w:id="98" w:author="PR Preview" w:date="2026-01-01T00:00:00Z">
-        <w:r>
-          <w:t xml:space="preserve">first,</w:t>
-        </w:r>
-      </w:ins>
-      <w:ins w:id="99" w:author="PR Preview" w:date="2026-01-01T00:00:00Z">
-        <w:r>
-          <w:t xml:space="preserve"> </w:t>
-        </w:r>
-      </w:ins>
-      <w:ins w:id="100" w:author="PR Preview" w:date="2026-01-01T00:00:00Z">
-        <w:r>
-          <w:t xml:space="preserve">as the pages of this site do.</w:t>
-        </w:r>
-      </w:ins>
+      <w:r>
+        <w:rPr>
+          <w:rStyle w:val="VerbatimChar"/>
+        </w:rPr>
+        <w:t xml:space="preserve">_notation.qmd</w:t>
+      </w:r>
+      <w:r>
+        <w:t xml:space="preserve">,</w:t>
+      </w:r>
+      <w:r>
+        <w:t xml:space="preserve"> </w:t>
+      </w:r>
+      <w:r>
+        <w:rPr>
+          <w:rStyle w:val="VerbatimChar"/>
+        </w:rPr>
+        <w:t xml:space="preserve">_number-systems.qmd</w:t>
+      </w:r>
+      <w:r>
+        <w:t xml:space="preserve">,</w:t>
+      </w:r>
+      <w:r>
+        <w:t xml:space="preserve"> </w:t>
+      </w:r>
+      <w:r>
+        <w:rPr>
+          <w:rStyle w:val="VerbatimChar"/>
+        </w:rPr>
+        <w:t xml:space="preserve">_sets.qmd</w:t>
+      </w:r>
+      <w:r>
+        <w:t xml:space="preserve">,</w:t>
+      </w:r>
+      <w:r>
+        <w:t xml:space="preserve"> </w:t>
+      </w:r>
+      <w:r>
+        <w:rPr>
+          <w:rStyle w:val="VerbatimChar"/>
+        </w:rPr>
+        <w:t xml:space="preserve">_functions.qmd</w:t>
+      </w:r>
+      <w:r>
+        <w:t xml:space="preserve">,</w:t>
+      </w:r>
+      <w:r>
+        <w:t xml:space="preserve"> </w:t>
+      </w:r>
+      <w:r>
+        <w:rPr>
+          <w:rStyle w:val="VerbatimChar"/>
+        </w:rPr>
+        <w:t xml:space="preserve">_expressions-algorithms.qmd</w:t>
+      </w:r>
+      <w:r>
+        <w:t xml:space="preserve">,</w:t>
+      </w:r>
+      <w:r>
+        <w:t xml:space="preserve"> </w:t>
+      </w:r>
+      <w:r>
+        <w:rPr>
+          <w:rStyle w:val="VerbatimChar"/>
+        </w:rPr>
+        <w:t xml:space="preserve">_indicator-functions.qmd</w:t>
+      </w:r>
+      <w:r>
+        <w:t xml:space="preserve">,</w:t>
+      </w:r>
+      <w:r>
+        <w:t xml:space="preserve"> </w:t>
+      </w:r>
+      <w:r>
+        <w:rPr>
+          <w:rStyle w:val="VerbatimChar"/>
+        </w:rPr>
+        <w:t xml:space="preserve">_algebra.qmd</w:t>
+      </w:r>
+      <w:r>
+        <w:t xml:space="preserve">,</w:t>
+      </w:r>
+      <w:r>
+        <w:t xml:space="preserve"> </w:t>
+      </w:r>
+      <w:r>
+        <w:rPr>
+          <w:rStyle w:val="VerbatimChar"/>
+        </w:rPr>
+        <w:t xml:space="preserve">_measures.qmd</w:t>
+      </w:r>
+      <w:r>
+        <w:t xml:space="preserve">, and</w:t>
+      </w:r>
+      <w:r>
+        <w:t xml:space="preserve"> </w:t>
+      </w:r>
+      <w:r>
+        <w:rPr>
+          <w:rStyle w:val="VerbatimChar"/>
+        </w:rPr>
+        <w:t xml:space="preserve">_subfiles/_sec_linear_algebra.qmd</w:t>
+      </w:r>
+      <w:r>
+        <w:t xml:space="preserve"> </w:t>
+      </w:r>
+      <w:r>
+        <w:t xml:space="preserve">include</w:t>
+      </w:r>
+      <w:r>
+        <w:t xml:space="preserve"> </w:t>
+      </w:r>
+      <w:r>
+        <w:rPr>
+          <w:rStyle w:val="VerbatimChar"/>
+        </w:rPr>
+        <w:t xml:space="preserve">latex-macros/macros.qmd</w:t>
+      </w:r>
+      <w:r>
+        <w:t xml:space="preserve"> </w:t>
+      </w:r>
+      <w:r>
+        <w:t xml:space="preserve">themselves;</w:t>
+      </w:r>
+      <w:r>
+        <w:t xml:space="preserve"> </w:t>
+      </w:r>
+      <w:r>
+        <w:t xml:space="preserve">a host page that includes any of the other fragments</w:t>
+      </w:r>
+      <w:r>
+        <w:t xml:space="preserve"> </w:t>
+      </w:r>
+      <w:r>
+        <w:t xml:space="preserve">must include</w:t>
+      </w:r>
+      <w:r>
+        <w:t xml:space="preserve"> </w:t>
+      </w:r>
+      <w:r>
+        <w:rPr>
+          <w:rStyle w:val="VerbatimChar"/>
+        </w:rPr>
+        <w:t xml:space="preserve">latex-macros/macros.qmd</w:t>
+      </w:r>
+      <w:r>
+        <w:t xml:space="preserve"> </w:t>
+      </w:r>
+      <w:r>
+        <w:t xml:space="preserve">first,</w:t>
+      </w:r>
+      <w:r>
+        <w:t xml:space="preserve"> </w:t>
+      </w:r>
+      <w:r>
+        <w:t xml:space="preserve">as the pages of this site do.</w:t>
+      </w:r>
     </w:p>
     <w:p>
       <w:pPr>

--- a/pr-preview/pr-329/index-tracked-changes.docx
+++ b/pr-preview/pr-329/index-tracked-changes.docx
@@ -16,7 +16,7 @@
       </w:pPr>
       <w:del w:id="1" w:author="PR Preview" w:date="2026-01-01T00:00:00Z">
         <w:r>
-          <w:delText xml:space="preserve">Last modified: 2026-10-16 01:53:21 (PDT)</w:delText>
+          <w:delText xml:space="preserve">Last modified: 2026-10-16 02:45:37 (PDT)</w:delText>
         </w:r>
       </w:del>
     </w:p>
@@ -26,7 +26,7 @@
       </w:pPr>
       <w:ins w:id="2" w:author="PR Preview" w:date="2026-01-01T00:00:00Z">
         <w:r>
-          <w:t xml:space="preserve">Last modified: 2026-10-16 01:54:17 (PDT)</w:t>
+          <w:t xml:space="preserve">Last modified: 2026-10-16 02:50:49 (PDT)</w:t>
         </w:r>
       </w:ins>
     </w:p>

--- a/pr-preview/pr-329/index-tracked-changes.docx
+++ b/pr-preview/pr-329/index-tracked-changes.docx
@@ -16,7 +16,7 @@
       </w:pPr>
       <w:del w:id="1" w:author="PR Preview" w:date="2026-01-01T00:00:00Z">
         <w:r>
-          <w:delText xml:space="preserve">Last modified: 2026-10-16 02:45:37 (PDT)</w:delText>
+          <w:delText xml:space="preserve">Last modified: 2026-10-16 03:50:53 (PDT)</w:delText>
         </w:r>
       </w:del>
     </w:p>
@@ -26,7 +26,7 @@
       </w:pPr>
       <w:ins w:id="2" w:author="PR Preview" w:date="2026-01-01T00:00:00Z">
         <w:r>
-          <w:t xml:space="preserve">Last modified: 2026-10-16 02:50:49 (PDT)</w:t>
+          <w:t xml:space="preserve">Last modified: 2026-10-16 04:03:03 (PDT)</w:t>
         </w:r>
       </w:ins>
     </w:p>
